--- a/GDD.docx
+++ b/GDD.docx
@@ -1246,25 +1246,27 @@
           <w:sz w:val="28"/>
           <w:szCs w:val="28"/>
         </w:rPr>
-        <w:t>, porém não vai ter um tema fixo,</w:t>
-      </w:r>
-      <w:r>
-        <w:rPr>
-          <w:b/>
-          <w:bCs/>
-          <w:sz w:val="28"/>
-          <w:szCs w:val="28"/>
-        </w:rPr>
-        <w:t xml:space="preserve"> </w:t>
-      </w:r>
-      <w:r>
-        <w:rPr>
-          <w:b/>
-          <w:bCs/>
-          <w:sz w:val="28"/>
-          <w:szCs w:val="28"/>
-        </w:rPr>
-        <w:t>pois cada andar será bem único.</w:t>
+        <w:t xml:space="preserve">, </w:t>
+      </w:r>
+      <w:proofErr w:type="spellStart"/>
+      <w:r>
+        <w:rPr>
+          <w:b/>
+          <w:bCs/>
+          <w:sz w:val="28"/>
+          <w:szCs w:val="28"/>
+        </w:rPr>
+        <w:t>chibi</w:t>
+      </w:r>
+      <w:proofErr w:type="spellEnd"/>
+      <w:r>
+        <w:rPr>
+          <w:b/>
+          <w:bCs/>
+          <w:sz w:val="28"/>
+          <w:szCs w:val="28"/>
+        </w:rPr>
+        <w:t xml:space="preserve"> meio quadrado.</w:t>
       </w:r>
     </w:p>
     <w:p>
@@ -2385,25 +2387,14 @@
           <w:szCs w:val="28"/>
         </w:rPr>
       </w:pPr>
-      <w:proofErr w:type="spellStart"/>
-      <w:r>
-        <w:rPr>
-          <w:b/>
-          <w:bCs/>
-          <w:sz w:val="28"/>
-          <w:szCs w:val="28"/>
-        </w:rPr>
-        <w:t>Story</w:t>
-      </w:r>
-      <w:proofErr w:type="spellEnd"/>
-      <w:r>
-        <w:rPr>
-          <w:b/>
-          <w:bCs/>
-          <w:sz w:val="28"/>
-          <w:szCs w:val="28"/>
-        </w:rPr>
-        <w:t xml:space="preserve">, Setting </w:t>
+      <w:r>
+        <w:rPr>
+          <w:b/>
+          <w:bCs/>
+          <w:sz w:val="28"/>
+          <w:szCs w:val="28"/>
+        </w:rPr>
+        <w:t xml:space="preserve">Story, Setting </w:t>
       </w:r>
       <w:proofErr w:type="spellStart"/>
       <w:r>
@@ -2451,25 +2442,14 @@
           <w:szCs w:val="28"/>
         </w:rPr>
       </w:pPr>
-      <w:proofErr w:type="spellStart"/>
-      <w:r>
-        <w:rPr>
-          <w:b/>
-          <w:bCs/>
-          <w:sz w:val="28"/>
-          <w:szCs w:val="28"/>
-        </w:rPr>
-        <w:t>Story</w:t>
-      </w:r>
-      <w:proofErr w:type="spellEnd"/>
-      <w:r>
-        <w:rPr>
-          <w:b/>
-          <w:bCs/>
-          <w:sz w:val="28"/>
-          <w:szCs w:val="28"/>
-        </w:rPr>
-        <w:t xml:space="preserve"> </w:t>
+      <w:r>
+        <w:rPr>
+          <w:b/>
+          <w:bCs/>
+          <w:sz w:val="28"/>
+          <w:szCs w:val="28"/>
+        </w:rPr>
+        <w:t xml:space="preserve">Story </w:t>
       </w:r>
       <w:proofErr w:type="spellStart"/>
       <w:r>
